--- a/src/test/resources/MM Product Documents/AkronBOM.docx
+++ b/src/test/resources/MM Product Documents/AkronBOM.docx
@@ -310,53 +310,6 @@
                     </pic:cNvPicPr>
                   </pic:nvPicPr>
                   <pic:blipFill>
-                    <a:blip r:embed="rId18"/>
-                    <a:stretch>
-                      <a:fillRect/>
-                    </a:stretch>
-                  </pic:blipFill>
-                  <pic:spPr>
-                    <a:xfrm>
-                      <a:off x="0" y="0"/>
-                      <a:ext cx="8255000" cy="4572000"/>
-                    </a:xfrm>
-                    <a:prstGeom prst="rect">
-                      <a:avLst/>
-                    </a:prstGeom>
-                  </pic:spPr>
-                </pic:pic>
-              </a:graphicData>
-            </a:graphic>
-          </wp:inline>
-        </w:drawing>
-      </w:r>
-    </w:p>
-    <w:p>
-      <w:r>
-        <w:rPr>
-          <w:b w:val="on"/>
-          <w:rFonts w:ascii="Times New Roman" w:hAnsi="Times New Roman" w:cs="Times New Roman" w:eastAsia="Times New Roman"/>
-          <w:sz w:val="24"/>
-        </w:rPr>
-        <w:t>Screenshot - 08 for Step No:4.1.1</w:t>
-      </w:r>
-    </w:p>
-    <w:p>
-      <w:r>
-        <w:drawing>
-          <wp:inline distT="0" distR="0" distB="0" distL="0">
-            <wp:extent cx="8255000" cy="4572000"/>
-            <wp:docPr id="9" name="Drawing 9" descr="08 for Step No:4.1.1.png"/>
-            <a:graphic xmlns:a="http://schemas.openxmlformats.org/drawingml/2006/main">
-              <a:graphicData uri="http://schemas.openxmlformats.org/drawingml/2006/picture">
-                <pic:pic xmlns:pic="http://schemas.openxmlformats.org/drawingml/2006/picture">
-                  <pic:nvPicPr>
-                    <pic:cNvPr id="0" name="Picture 9" descr="08 for Step No:4.1.1.png"/>
-                    <pic:cNvPicPr>
-                      <a:picLocks noChangeAspect="true"/>
-                    </pic:cNvPicPr>
-                  </pic:nvPicPr>
-                  <pic:blipFill>
                     <a:blip r:embed="rId20"/>
                     <a:stretch>
                       <a:fillRect/>
@@ -385,7 +338,7 @@
           <w:rFonts w:ascii="Times New Roman" w:hAnsi="Times New Roman" w:cs="Times New Roman" w:eastAsia="Times New Roman"/>
           <w:sz w:val="24"/>
         </w:rPr>
-        <w:t>Screenshot - 09 for Step No:4.1.1</w:t>
+        <w:t>Screenshot - 08 for Step No:4.1.1</w:t>
       </w:r>
     </w:p>
     <w:p>
@@ -393,12 +346,12 @@
         <w:drawing>
           <wp:inline distT="0" distR="0" distB="0" distL="0">
             <wp:extent cx="8255000" cy="4572000"/>
-            <wp:docPr id="10" name="Drawing 10" descr="09 for Step No:4.1.1.png"/>
+            <wp:docPr id="9" name="Drawing 9" descr="08 for Step No:4.1.1.png"/>
             <a:graphic xmlns:a="http://schemas.openxmlformats.org/drawingml/2006/main">
               <a:graphicData uri="http://schemas.openxmlformats.org/drawingml/2006/picture">
                 <pic:pic xmlns:pic="http://schemas.openxmlformats.org/drawingml/2006/picture">
                   <pic:nvPicPr>
-                    <pic:cNvPr id="0" name="Picture 10" descr="09 for Step No:4.1.1.png"/>
+                    <pic:cNvPr id="0" name="Picture 9" descr="08 for Step No:4.1.1.png"/>
                     <pic:cNvPicPr>
                       <a:picLocks noChangeAspect="true"/>
                     </pic:cNvPicPr>
@@ -432,7 +385,7 @@
           <w:rFonts w:ascii="Times New Roman" w:hAnsi="Times New Roman" w:cs="Times New Roman" w:eastAsia="Times New Roman"/>
           <w:sz w:val="24"/>
         </w:rPr>
-        <w:t>Screenshot - 01 for Step No:4.1.2</w:t>
+        <w:t>Screenshot - 09 for Step No:4.1.1</w:t>
       </w:r>
     </w:p>
     <w:p>
@@ -440,12 +393,12 @@
         <w:drawing>
           <wp:inline distT="0" distR="0" distB="0" distL="0">
             <wp:extent cx="8255000" cy="4572000"/>
-            <wp:docPr id="11" name="Drawing 11" descr="01 for Step No:4.1.2.png"/>
+            <wp:docPr id="10" name="Drawing 10" descr="09 for Step No:4.1.1.png"/>
             <a:graphic xmlns:a="http://schemas.openxmlformats.org/drawingml/2006/main">
               <a:graphicData uri="http://schemas.openxmlformats.org/drawingml/2006/picture">
                 <pic:pic xmlns:pic="http://schemas.openxmlformats.org/drawingml/2006/picture">
                   <pic:nvPicPr>
-                    <pic:cNvPr id="0" name="Picture 11" descr="01 for Step No:4.1.2.png"/>
+                    <pic:cNvPr id="0" name="Picture 10" descr="09 for Step No:4.1.1.png"/>
                     <pic:cNvPicPr>
                       <a:picLocks noChangeAspect="true"/>
                     </pic:cNvPicPr>
@@ -479,7 +432,7 @@
           <w:rFonts w:ascii="Times New Roman" w:hAnsi="Times New Roman" w:cs="Times New Roman" w:eastAsia="Times New Roman"/>
           <w:sz w:val="24"/>
         </w:rPr>
-        <w:t>Screenshot - 02 for Step No:4.1.2</w:t>
+        <w:t>Screenshot - 10 for Step No:4.1.1</w:t>
       </w:r>
     </w:p>
     <w:p>
@@ -487,12 +440,12 @@
         <w:drawing>
           <wp:inline distT="0" distR="0" distB="0" distL="0">
             <wp:extent cx="8255000" cy="4572000"/>
-            <wp:docPr id="12" name="Drawing 12" descr="02 for Step No:4.1.2.png"/>
+            <wp:docPr id="11" name="Drawing 11" descr="10 for Step No:4.1.1.png"/>
             <a:graphic xmlns:a="http://schemas.openxmlformats.org/drawingml/2006/main">
               <a:graphicData uri="http://schemas.openxmlformats.org/drawingml/2006/picture">
                 <pic:pic xmlns:pic="http://schemas.openxmlformats.org/drawingml/2006/picture">
                   <pic:nvPicPr>
-                    <pic:cNvPr id="0" name="Picture 12" descr="02 for Step No:4.1.2.png"/>
+                    <pic:cNvPr id="0" name="Picture 11" descr="10 for Step No:4.1.1.png"/>
                     <pic:cNvPicPr>
                       <a:picLocks noChangeAspect="true"/>
                     </pic:cNvPicPr>
@@ -526,7 +479,7 @@
           <w:rFonts w:ascii="Times New Roman" w:hAnsi="Times New Roman" w:cs="Times New Roman" w:eastAsia="Times New Roman"/>
           <w:sz w:val="24"/>
         </w:rPr>
-        <w:t>Screenshot - 03 for Step No:4.1.2</w:t>
+        <w:t>Screenshot - 01 for Step No:4.1.2</w:t>
       </w:r>
     </w:p>
     <w:p>
@@ -534,12 +487,12 @@
         <w:drawing>
           <wp:inline distT="0" distR="0" distB="0" distL="0">
             <wp:extent cx="8255000" cy="4572000"/>
-            <wp:docPr id="13" name="Drawing 13" descr="03 for Step No:4.1.2.png"/>
+            <wp:docPr id="12" name="Drawing 12" descr="01 for Step No:4.1.2.png"/>
             <a:graphic xmlns:a="http://schemas.openxmlformats.org/drawingml/2006/main">
               <a:graphicData uri="http://schemas.openxmlformats.org/drawingml/2006/picture">
                 <pic:pic xmlns:pic="http://schemas.openxmlformats.org/drawingml/2006/picture">
                   <pic:nvPicPr>
-                    <pic:cNvPr id="0" name="Picture 13" descr="03 for Step No:4.1.2.png"/>
+                    <pic:cNvPr id="0" name="Picture 12" descr="01 for Step No:4.1.2.png"/>
                     <pic:cNvPicPr>
                       <a:picLocks noChangeAspect="true"/>
                     </pic:cNvPicPr>
@@ -573,7 +526,7 @@
           <w:rFonts w:ascii="Times New Roman" w:hAnsi="Times New Roman" w:cs="Times New Roman" w:eastAsia="Times New Roman"/>
           <w:sz w:val="24"/>
         </w:rPr>
-        <w:t>Screenshot - 04 for Step No:4.1.2</w:t>
+        <w:t>Screenshot - 02 for Step No:4.1.2</w:t>
       </w:r>
     </w:p>
     <w:p>
@@ -581,12 +534,12 @@
         <w:drawing>
           <wp:inline distT="0" distR="0" distB="0" distL="0">
             <wp:extent cx="8255000" cy="4572000"/>
-            <wp:docPr id="14" name="Drawing 14" descr="04 for Step No:4.1.2.png"/>
+            <wp:docPr id="13" name="Drawing 13" descr="02 for Step No:4.1.2.png"/>
             <a:graphic xmlns:a="http://schemas.openxmlformats.org/drawingml/2006/main">
               <a:graphicData uri="http://schemas.openxmlformats.org/drawingml/2006/picture">
                 <pic:pic xmlns:pic="http://schemas.openxmlformats.org/drawingml/2006/picture">
                   <pic:nvPicPr>
-                    <pic:cNvPr id="0" name="Picture 14" descr="04 for Step No:4.1.2.png"/>
+                    <pic:cNvPr id="0" name="Picture 13" descr="02 for Step No:4.1.2.png"/>
                     <pic:cNvPicPr>
                       <a:picLocks noChangeAspect="true"/>
                     </pic:cNvPicPr>
@@ -620,7 +573,7 @@
           <w:rFonts w:ascii="Times New Roman" w:hAnsi="Times New Roman" w:cs="Times New Roman" w:eastAsia="Times New Roman"/>
           <w:sz w:val="24"/>
         </w:rPr>
-        <w:t>Screenshot - 05 for Step No:4.1.2</w:t>
+        <w:t>Screenshot - 03 for Step No:4.1.2</w:t>
       </w:r>
     </w:p>
     <w:p>
@@ -628,12 +581,12 @@
         <w:drawing>
           <wp:inline distT="0" distR="0" distB="0" distL="0">
             <wp:extent cx="8255000" cy="4572000"/>
-            <wp:docPr id="15" name="Drawing 15" descr="05 for Step No:4.1.2.png"/>
+            <wp:docPr id="14" name="Drawing 14" descr="03 for Step No:4.1.2.png"/>
             <a:graphic xmlns:a="http://schemas.openxmlformats.org/drawingml/2006/main">
               <a:graphicData uri="http://schemas.openxmlformats.org/drawingml/2006/picture">
                 <pic:pic xmlns:pic="http://schemas.openxmlformats.org/drawingml/2006/picture">
                   <pic:nvPicPr>
-                    <pic:cNvPr id="0" name="Picture 15" descr="05 for Step No:4.1.2.png"/>
+                    <pic:cNvPr id="0" name="Picture 14" descr="03 for Step No:4.1.2.png"/>
                     <pic:cNvPicPr>
                       <a:picLocks noChangeAspect="true"/>
                     </pic:cNvPicPr>
@@ -667,7 +620,7 @@
           <w:rFonts w:ascii="Times New Roman" w:hAnsi="Times New Roman" w:cs="Times New Roman" w:eastAsia="Times New Roman"/>
           <w:sz w:val="24"/>
         </w:rPr>
-        <w:t>Screenshot - 06 for Step No:4.1.2</w:t>
+        <w:t>Screenshot - 04 for Step No:4.1.2</w:t>
       </w:r>
     </w:p>
     <w:p>
@@ -675,12 +628,12 @@
         <w:drawing>
           <wp:inline distT="0" distR="0" distB="0" distL="0">
             <wp:extent cx="8255000" cy="4572000"/>
-            <wp:docPr id="16" name="Drawing 16" descr="06 for Step No:4.1.2.png"/>
+            <wp:docPr id="15" name="Drawing 15" descr="04 for Step No:4.1.2.png"/>
             <a:graphic xmlns:a="http://schemas.openxmlformats.org/drawingml/2006/main">
               <a:graphicData uri="http://schemas.openxmlformats.org/drawingml/2006/picture">
                 <pic:pic xmlns:pic="http://schemas.openxmlformats.org/drawingml/2006/picture">
                   <pic:nvPicPr>
-                    <pic:cNvPr id="0" name="Picture 16" descr="06 for Step No:4.1.2.png"/>
+                    <pic:cNvPr id="0" name="Picture 15" descr="04 for Step No:4.1.2.png"/>
                     <pic:cNvPicPr>
                       <a:picLocks noChangeAspect="true"/>
                     </pic:cNvPicPr>
@@ -714,7 +667,7 @@
           <w:rFonts w:ascii="Times New Roman" w:hAnsi="Times New Roman" w:cs="Times New Roman" w:eastAsia="Times New Roman"/>
           <w:sz w:val="24"/>
         </w:rPr>
-        <w:t>Screenshot - 07 for Step No:4.1.2</w:t>
+        <w:t>Screenshot - 05 for Step No:4.1.2</w:t>
       </w:r>
     </w:p>
     <w:p>
@@ -722,12 +675,12 @@
         <w:drawing>
           <wp:inline distT="0" distR="0" distB="0" distL="0">
             <wp:extent cx="8255000" cy="4572000"/>
-            <wp:docPr id="17" name="Drawing 17" descr="07 for Step No:4.1.2.png"/>
+            <wp:docPr id="16" name="Drawing 16" descr="05 for Step No:4.1.2.png"/>
             <a:graphic xmlns:a="http://schemas.openxmlformats.org/drawingml/2006/main">
               <a:graphicData uri="http://schemas.openxmlformats.org/drawingml/2006/picture">
                 <pic:pic xmlns:pic="http://schemas.openxmlformats.org/drawingml/2006/picture">
                   <pic:nvPicPr>
-                    <pic:cNvPr id="0" name="Picture 17" descr="07 for Step No:4.1.2.png"/>
+                    <pic:cNvPr id="0" name="Picture 16" descr="05 for Step No:4.1.2.png"/>
                     <pic:cNvPicPr>
                       <a:picLocks noChangeAspect="true"/>
                     </pic:cNvPicPr>
@@ -761,7 +714,7 @@
           <w:rFonts w:ascii="Times New Roman" w:hAnsi="Times New Roman" w:cs="Times New Roman" w:eastAsia="Times New Roman"/>
           <w:sz w:val="24"/>
         </w:rPr>
-        <w:t>Screenshot - 08 for Step No:4.1.2</w:t>
+        <w:t>Screenshot - 06 for Step No:4.1.2</w:t>
       </w:r>
     </w:p>
     <w:p>
@@ -769,12 +722,59 @@
         <w:drawing>
           <wp:inline distT="0" distR="0" distB="0" distL="0">
             <wp:extent cx="8255000" cy="4572000"/>
-            <wp:docPr id="18" name="Drawing 18" descr="08 for Step No:4.1.2.png"/>
+            <wp:docPr id="17" name="Drawing 17" descr="06 for Step No:4.1.2.png"/>
             <a:graphic xmlns:a="http://schemas.openxmlformats.org/drawingml/2006/main">
               <a:graphicData uri="http://schemas.openxmlformats.org/drawingml/2006/picture">
                 <pic:pic xmlns:pic="http://schemas.openxmlformats.org/drawingml/2006/picture">
                   <pic:nvPicPr>
-                    <pic:cNvPr id="0" name="Picture 18" descr="08 for Step No:4.1.2.png"/>
+                    <pic:cNvPr id="0" name="Picture 17" descr="06 for Step No:4.1.2.png"/>
+                    <pic:cNvPicPr>
+                      <a:picLocks noChangeAspect="true"/>
+                    </pic:cNvPicPr>
+                  </pic:nvPicPr>
+                  <pic:blipFill>
+                    <a:blip r:embed="rId28"/>
+                    <a:stretch>
+                      <a:fillRect/>
+                    </a:stretch>
+                  </pic:blipFill>
+                  <pic:spPr>
+                    <a:xfrm>
+                      <a:off x="0" y="0"/>
+                      <a:ext cx="8255000" cy="4572000"/>
+                    </a:xfrm>
+                    <a:prstGeom prst="rect">
+                      <a:avLst/>
+                    </a:prstGeom>
+                  </pic:spPr>
+                </pic:pic>
+              </a:graphicData>
+            </a:graphic>
+          </wp:inline>
+        </w:drawing>
+      </w:r>
+    </w:p>
+    <w:p>
+      <w:r>
+        <w:rPr>
+          <w:b w:val="on"/>
+          <w:rFonts w:ascii="Times New Roman" w:hAnsi="Times New Roman" w:cs="Times New Roman" w:eastAsia="Times New Roman"/>
+          <w:sz w:val="24"/>
+        </w:rPr>
+        <w:t>Screenshot - 07 for Step No:4.1.2</w:t>
+      </w:r>
+    </w:p>
+    <w:p>
+      <w:r>
+        <w:drawing>
+          <wp:inline distT="0" distR="0" distB="0" distL="0">
+            <wp:extent cx="8255000" cy="4572000"/>
+            <wp:docPr id="18" name="Drawing 18" descr="07 for Step No:4.1.2.png"/>
+            <a:graphic xmlns:a="http://schemas.openxmlformats.org/drawingml/2006/main">
+              <a:graphicData uri="http://schemas.openxmlformats.org/drawingml/2006/picture">
+                <pic:pic xmlns:pic="http://schemas.openxmlformats.org/drawingml/2006/picture">
+                  <pic:nvPicPr>
+                    <pic:cNvPr id="0" name="Picture 18" descr="07 for Step No:4.1.2.png"/>
                     <pic:cNvPicPr>
                       <a:picLocks noChangeAspect="true"/>
                     </pic:cNvPicPr>
@@ -808,7 +808,7 @@
           <w:rFonts w:ascii="Times New Roman" w:hAnsi="Times New Roman" w:cs="Times New Roman" w:eastAsia="Times New Roman"/>
           <w:sz w:val="24"/>
         </w:rPr>
-        <w:t>Screenshot - 09 for Step No:4.1.2</w:t>
+        <w:t>Screenshot - 08 for Step No:4.1.2</w:t>
       </w:r>
     </w:p>
     <w:p>
@@ -816,12 +816,12 @@
         <w:drawing>
           <wp:inline distT="0" distR="0" distB="0" distL="0">
             <wp:extent cx="8255000" cy="4572000"/>
-            <wp:docPr id="19" name="Drawing 19" descr="09 for Step No:4.1.2.png"/>
+            <wp:docPr id="19" name="Drawing 19" descr="08 for Step No:4.1.2.png"/>
             <a:graphic xmlns:a="http://schemas.openxmlformats.org/drawingml/2006/main">
               <a:graphicData uri="http://schemas.openxmlformats.org/drawingml/2006/picture">
                 <pic:pic xmlns:pic="http://schemas.openxmlformats.org/drawingml/2006/picture">
                   <pic:nvPicPr>
-                    <pic:cNvPr id="0" name="Picture 19" descr="09 for Step No:4.1.2.png"/>
+                    <pic:cNvPr id="0" name="Picture 19" descr="08 for Step No:4.1.2.png"/>
                     <pic:cNvPicPr>
                       <a:picLocks noChangeAspect="true"/>
                     </pic:cNvPicPr>
@@ -855,7 +855,7 @@
           <w:rFonts w:ascii="Times New Roman" w:hAnsi="Times New Roman" w:cs="Times New Roman" w:eastAsia="Times New Roman"/>
           <w:sz w:val="24"/>
         </w:rPr>
-        <w:t>Screenshot - 10 for Step No:4.1.2</w:t>
+        <w:t>Screenshot - 01 for Step No:4.1.3</w:t>
       </w:r>
     </w:p>
     <w:p>
@@ -863,12 +863,12 @@
         <w:drawing>
           <wp:inline distT="0" distR="0" distB="0" distL="0">
             <wp:extent cx="8255000" cy="4572000"/>
-            <wp:docPr id="20" name="Drawing 20" descr="10 for Step No:4.1.2.png"/>
+            <wp:docPr id="20" name="Drawing 20" descr="01 for Step No:4.1.3.png"/>
             <a:graphic xmlns:a="http://schemas.openxmlformats.org/drawingml/2006/main">
               <a:graphicData uri="http://schemas.openxmlformats.org/drawingml/2006/picture">
                 <pic:pic xmlns:pic="http://schemas.openxmlformats.org/drawingml/2006/picture">
                   <pic:nvPicPr>
-                    <pic:cNvPr id="0" name="Picture 20" descr="10 for Step No:4.1.2.png"/>
+                    <pic:cNvPr id="0" name="Picture 20" descr="01 for Step No:4.1.3.png"/>
                     <pic:cNvPicPr>
                       <a:picLocks noChangeAspect="true"/>
                     </pic:cNvPicPr>
@@ -902,7 +902,7 @@
           <w:rFonts w:ascii="Times New Roman" w:hAnsi="Times New Roman" w:cs="Times New Roman" w:eastAsia="Times New Roman"/>
           <w:sz w:val="24"/>
         </w:rPr>
-        <w:t>Screenshot - 11 for Step No:4.1.2</w:t>
+        <w:t>Screenshot - 02 for Step No:4.1.3</w:t>
       </w:r>
     </w:p>
     <w:p>
@@ -910,12 +910,12 @@
         <w:drawing>
           <wp:inline distT="0" distR="0" distB="0" distL="0">
             <wp:extent cx="8255000" cy="4572000"/>
-            <wp:docPr id="21" name="Drawing 21" descr="11 for Step No:4.1.2.png"/>
+            <wp:docPr id="21" name="Drawing 21" descr="02 for Step No:4.1.3.png"/>
             <a:graphic xmlns:a="http://schemas.openxmlformats.org/drawingml/2006/main">
               <a:graphicData uri="http://schemas.openxmlformats.org/drawingml/2006/picture">
                 <pic:pic xmlns:pic="http://schemas.openxmlformats.org/drawingml/2006/picture">
                   <pic:nvPicPr>
-                    <pic:cNvPr id="0" name="Picture 21" descr="11 for Step No:4.1.2.png"/>
+                    <pic:cNvPr id="0" name="Picture 21" descr="02 for Step No:4.1.3.png"/>
                     <pic:cNvPicPr>
                       <a:picLocks noChangeAspect="true"/>
                     </pic:cNvPicPr>
@@ -949,7 +949,7 @@
           <w:rFonts w:ascii="Times New Roman" w:hAnsi="Times New Roman" w:cs="Times New Roman" w:eastAsia="Times New Roman"/>
           <w:sz w:val="24"/>
         </w:rPr>
-        <w:t>Screenshot - 12 for Step No:4.1.2</w:t>
+        <w:t>Screenshot - 03 for Step No:4.1.3</w:t>
       </w:r>
     </w:p>
     <w:p>
@@ -957,12 +957,12 @@
         <w:drawing>
           <wp:inline distT="0" distR="0" distB="0" distL="0">
             <wp:extent cx="8255000" cy="4572000"/>
-            <wp:docPr id="22" name="Drawing 22" descr="12 for Step No:4.1.2.png"/>
+            <wp:docPr id="22" name="Drawing 22" descr="03 for Step No:4.1.3.png"/>
             <a:graphic xmlns:a="http://schemas.openxmlformats.org/drawingml/2006/main">
               <a:graphicData uri="http://schemas.openxmlformats.org/drawingml/2006/picture">
                 <pic:pic xmlns:pic="http://schemas.openxmlformats.org/drawingml/2006/picture">
                   <pic:nvPicPr>
-                    <pic:cNvPr id="0" name="Picture 22" descr="12 for Step No:4.1.2.png"/>
+                    <pic:cNvPr id="0" name="Picture 22" descr="03 for Step No:4.1.3.png"/>
                     <pic:cNvPicPr>
                       <a:picLocks noChangeAspect="true"/>
                     </pic:cNvPicPr>
@@ -996,7 +996,7 @@
           <w:rFonts w:ascii="Times New Roman" w:hAnsi="Times New Roman" w:cs="Times New Roman" w:eastAsia="Times New Roman"/>
           <w:sz w:val="24"/>
         </w:rPr>
-        <w:t>Screenshot - 13 for Step No:4.1.2</w:t>
+        <w:t>Screenshot - 01 for Step No:4.1.4</w:t>
       </w:r>
     </w:p>
     <w:p>
@@ -1004,12 +1004,12 @@
         <w:drawing>
           <wp:inline distT="0" distR="0" distB="0" distL="0">
             <wp:extent cx="8255000" cy="4572000"/>
-            <wp:docPr id="23" name="Drawing 23" descr="13 for Step No:4.1.2.png"/>
+            <wp:docPr id="23" name="Drawing 23" descr="01 for Step No:4.1.4.png"/>
             <a:graphic xmlns:a="http://schemas.openxmlformats.org/drawingml/2006/main">
               <a:graphicData uri="http://schemas.openxmlformats.org/drawingml/2006/picture">
                 <pic:pic xmlns:pic="http://schemas.openxmlformats.org/drawingml/2006/picture">
                   <pic:nvPicPr>
-                    <pic:cNvPr id="0" name="Picture 23" descr="13 for Step No:4.1.2.png"/>
+                    <pic:cNvPr id="0" name="Picture 23" descr="01 for Step No:4.1.4.png"/>
                     <pic:cNvPicPr>
                       <a:picLocks noChangeAspect="true"/>
                     </pic:cNvPicPr>
@@ -1043,7 +1043,7 @@
           <w:rFonts w:ascii="Times New Roman" w:hAnsi="Times New Roman" w:cs="Times New Roman" w:eastAsia="Times New Roman"/>
           <w:sz w:val="24"/>
         </w:rPr>
-        <w:t>Screenshot - 14 for Step No:4.1.2</w:t>
+        <w:t>Screenshot - 02 for Step No:4.1.4</w:t>
       </w:r>
     </w:p>
     <w:p>
@@ -1051,12 +1051,12 @@
         <w:drawing>
           <wp:inline distT="0" distR="0" distB="0" distL="0">
             <wp:extent cx="8255000" cy="4572000"/>
-            <wp:docPr id="24" name="Drawing 24" descr="14 for Step No:4.1.2.png"/>
+            <wp:docPr id="24" name="Drawing 24" descr="02 for Step No:4.1.4.png"/>
             <a:graphic xmlns:a="http://schemas.openxmlformats.org/drawingml/2006/main">
               <a:graphicData uri="http://schemas.openxmlformats.org/drawingml/2006/picture">
                 <pic:pic xmlns:pic="http://schemas.openxmlformats.org/drawingml/2006/picture">
                   <pic:nvPicPr>
-                    <pic:cNvPr id="0" name="Picture 24" descr="14 for Step No:4.1.2.png"/>
+                    <pic:cNvPr id="0" name="Picture 24" descr="02 for Step No:4.1.4.png"/>
                     <pic:cNvPicPr>
                       <a:picLocks noChangeAspect="true"/>
                     </pic:cNvPicPr>
@@ -1090,7 +1090,7 @@
           <w:rFonts w:ascii="Times New Roman" w:hAnsi="Times New Roman" w:cs="Times New Roman" w:eastAsia="Times New Roman"/>
           <w:sz w:val="24"/>
         </w:rPr>
-        <w:t>Screenshot - 15 for Step No:4.1.2</w:t>
+        <w:t>Screenshot - 03 for Step No:4.1.4</w:t>
       </w:r>
     </w:p>
     <w:p>
@@ -1098,12 +1098,12 @@
         <w:drawing>
           <wp:inline distT="0" distR="0" distB="0" distL="0">
             <wp:extent cx="8255000" cy="4572000"/>
-            <wp:docPr id="25" name="Drawing 25" descr="15 for Step No:4.1.2.png"/>
+            <wp:docPr id="25" name="Drawing 25" descr="03 for Step No:4.1.4.png"/>
             <a:graphic xmlns:a="http://schemas.openxmlformats.org/drawingml/2006/main">
               <a:graphicData uri="http://schemas.openxmlformats.org/drawingml/2006/picture">
                 <pic:pic xmlns:pic="http://schemas.openxmlformats.org/drawingml/2006/picture">
                   <pic:nvPicPr>
-                    <pic:cNvPr id="0" name="Picture 25" descr="15 for Step No:4.1.2.png"/>
+                    <pic:cNvPr id="0" name="Picture 25" descr="03 for Step No:4.1.4.png"/>
                     <pic:cNvPicPr>
                       <a:picLocks noChangeAspect="true"/>
                     </pic:cNvPicPr>
@@ -1137,7 +1137,7 @@
           <w:rFonts w:ascii="Times New Roman" w:hAnsi="Times New Roman" w:cs="Times New Roman" w:eastAsia="Times New Roman"/>
           <w:sz w:val="24"/>
         </w:rPr>
-        <w:t>Screenshot - 16 for Step No:4.1.2</w:t>
+        <w:t>Screenshot - 04 for Step No:4.1.4</w:t>
       </w:r>
     </w:p>
     <w:p>
@@ -1145,12 +1145,12 @@
         <w:drawing>
           <wp:inline distT="0" distR="0" distB="0" distL="0">
             <wp:extent cx="8255000" cy="4572000"/>
-            <wp:docPr id="26" name="Drawing 26" descr="16 for Step No:4.1.2.png"/>
+            <wp:docPr id="26" name="Drawing 26" descr="04 for Step No:4.1.4.png"/>
             <a:graphic xmlns:a="http://schemas.openxmlformats.org/drawingml/2006/main">
               <a:graphicData uri="http://schemas.openxmlformats.org/drawingml/2006/picture">
                 <pic:pic xmlns:pic="http://schemas.openxmlformats.org/drawingml/2006/picture">
                   <pic:nvPicPr>
-                    <pic:cNvPr id="0" name="Picture 26" descr="16 for Step No:4.1.2.png"/>
+                    <pic:cNvPr id="0" name="Picture 26" descr="04 for Step No:4.1.4.png"/>
                     <pic:cNvPicPr>
                       <a:picLocks noChangeAspect="true"/>
                     </pic:cNvPicPr>
@@ -1184,7 +1184,7 @@
           <w:rFonts w:ascii="Times New Roman" w:hAnsi="Times New Roman" w:cs="Times New Roman" w:eastAsia="Times New Roman"/>
           <w:sz w:val="24"/>
         </w:rPr>
-        <w:t>Screenshot - 01 for Step No:4.1.3</w:t>
+        <w:t>Screenshot - 05 for Step No:4.1.4</w:t>
       </w:r>
     </w:p>
     <w:p>
@@ -1192,12 +1192,12 @@
         <w:drawing>
           <wp:inline distT="0" distR="0" distB="0" distL="0">
             <wp:extent cx="8255000" cy="4572000"/>
-            <wp:docPr id="27" name="Drawing 27" descr="01 for Step No:4.1.3.png"/>
+            <wp:docPr id="27" name="Drawing 27" descr="05 for Step No:4.1.4.png"/>
             <a:graphic xmlns:a="http://schemas.openxmlformats.org/drawingml/2006/main">
               <a:graphicData uri="http://schemas.openxmlformats.org/drawingml/2006/picture">
                 <pic:pic xmlns:pic="http://schemas.openxmlformats.org/drawingml/2006/picture">
                   <pic:nvPicPr>
-                    <pic:cNvPr id="0" name="Picture 27" descr="01 for Step No:4.1.3.png"/>
+                    <pic:cNvPr id="0" name="Picture 27" descr="05 for Step No:4.1.4.png"/>
                     <pic:cNvPicPr>
                       <a:picLocks noChangeAspect="true"/>
                     </pic:cNvPicPr>
@@ -1231,7 +1231,7 @@
           <w:rFonts w:ascii="Times New Roman" w:hAnsi="Times New Roman" w:cs="Times New Roman" w:eastAsia="Times New Roman"/>
           <w:sz w:val="24"/>
         </w:rPr>
-        <w:t>Screenshot - 02 for Step No:4.1.3</w:t>
+        <w:t>Screenshot - 06 for Step No:4.1.4</w:t>
       </w:r>
     </w:p>
     <w:p>
@@ -1239,12 +1239,12 @@
         <w:drawing>
           <wp:inline distT="0" distR="0" distB="0" distL="0">
             <wp:extent cx="8255000" cy="4572000"/>
-            <wp:docPr id="28" name="Drawing 28" descr="02 for Step No:4.1.3.png"/>
+            <wp:docPr id="28" name="Drawing 28" descr="06 for Step No:4.1.4.png"/>
             <a:graphic xmlns:a="http://schemas.openxmlformats.org/drawingml/2006/main">
               <a:graphicData uri="http://schemas.openxmlformats.org/drawingml/2006/picture">
                 <pic:pic xmlns:pic="http://schemas.openxmlformats.org/drawingml/2006/picture">
                   <pic:nvPicPr>
-                    <pic:cNvPr id="0" name="Picture 28" descr="02 for Step No:4.1.3.png"/>
+                    <pic:cNvPr id="0" name="Picture 28" descr="06 for Step No:4.1.4.png"/>
                     <pic:cNvPicPr>
                       <a:picLocks noChangeAspect="true"/>
                     </pic:cNvPicPr>
@@ -1278,7 +1278,7 @@
           <w:rFonts w:ascii="Times New Roman" w:hAnsi="Times New Roman" w:cs="Times New Roman" w:eastAsia="Times New Roman"/>
           <w:sz w:val="24"/>
         </w:rPr>
-        <w:t>Screenshot - 03 for Step No:4.1.3</w:t>
+        <w:t>Screenshot - 07 for Step No:4.1.4</w:t>
       </w:r>
     </w:p>
     <w:p>
@@ -1286,18 +1286,206 @@
         <w:drawing>
           <wp:inline distT="0" distR="0" distB="0" distL="0">
             <wp:extent cx="8255000" cy="4572000"/>
-            <wp:docPr id="29" name="Drawing 29" descr="03 for Step No:4.1.3.png"/>
+            <wp:docPr id="29" name="Drawing 29" descr="07 for Step No:4.1.4.png"/>
             <a:graphic xmlns:a="http://schemas.openxmlformats.org/drawingml/2006/main">
               <a:graphicData uri="http://schemas.openxmlformats.org/drawingml/2006/picture">
                 <pic:pic xmlns:pic="http://schemas.openxmlformats.org/drawingml/2006/picture">
                   <pic:nvPicPr>
-                    <pic:cNvPr id="0" name="Picture 29" descr="03 for Step No:4.1.3.png"/>
+                    <pic:cNvPr id="0" name="Picture 29" descr="07 for Step No:4.1.4.png"/>
                     <pic:cNvPicPr>
                       <a:picLocks noChangeAspect="true"/>
                     </pic:cNvPicPr>
                   </pic:nvPicPr>
                   <pic:blipFill>
                     <a:blip r:embed="rId40"/>
+                    <a:stretch>
+                      <a:fillRect/>
+                    </a:stretch>
+                  </pic:blipFill>
+                  <pic:spPr>
+                    <a:xfrm>
+                      <a:off x="0" y="0"/>
+                      <a:ext cx="8255000" cy="4572000"/>
+                    </a:xfrm>
+                    <a:prstGeom prst="rect">
+                      <a:avLst/>
+                    </a:prstGeom>
+                  </pic:spPr>
+                </pic:pic>
+              </a:graphicData>
+            </a:graphic>
+          </wp:inline>
+        </w:drawing>
+      </w:r>
+    </w:p>
+    <w:p>
+      <w:r>
+        <w:rPr>
+          <w:b w:val="on"/>
+          <w:rFonts w:ascii="Times New Roman" w:hAnsi="Times New Roman" w:cs="Times New Roman" w:eastAsia="Times New Roman"/>
+          <w:sz w:val="24"/>
+        </w:rPr>
+        <w:t>Screenshot - 08 for Step No:4.1.4</w:t>
+      </w:r>
+    </w:p>
+    <w:p>
+      <w:r>
+        <w:drawing>
+          <wp:inline distT="0" distR="0" distB="0" distL="0">
+            <wp:extent cx="8255000" cy="4572000"/>
+            <wp:docPr id="30" name="Drawing 30" descr="08 for Step No:4.1.4.png"/>
+            <a:graphic xmlns:a="http://schemas.openxmlformats.org/drawingml/2006/main">
+              <a:graphicData uri="http://schemas.openxmlformats.org/drawingml/2006/picture">
+                <pic:pic xmlns:pic="http://schemas.openxmlformats.org/drawingml/2006/picture">
+                  <pic:nvPicPr>
+                    <pic:cNvPr id="0" name="Picture 30" descr="08 for Step No:4.1.4.png"/>
+                    <pic:cNvPicPr>
+                      <a:picLocks noChangeAspect="true"/>
+                    </pic:cNvPicPr>
+                  </pic:nvPicPr>
+                  <pic:blipFill>
+                    <a:blip r:embed="rId41"/>
+                    <a:stretch>
+                      <a:fillRect/>
+                    </a:stretch>
+                  </pic:blipFill>
+                  <pic:spPr>
+                    <a:xfrm>
+                      <a:off x="0" y="0"/>
+                      <a:ext cx="8255000" cy="4572000"/>
+                    </a:xfrm>
+                    <a:prstGeom prst="rect">
+                      <a:avLst/>
+                    </a:prstGeom>
+                  </pic:spPr>
+                </pic:pic>
+              </a:graphicData>
+            </a:graphic>
+          </wp:inline>
+        </w:drawing>
+      </w:r>
+    </w:p>
+    <w:p>
+      <w:r>
+        <w:rPr>
+          <w:b w:val="on"/>
+          <w:rFonts w:ascii="Times New Roman" w:hAnsi="Times New Roman" w:cs="Times New Roman" w:eastAsia="Times New Roman"/>
+          <w:sz w:val="24"/>
+        </w:rPr>
+        <w:t>Screenshot - 09 for Step No:4.1.4</w:t>
+      </w:r>
+    </w:p>
+    <w:p>
+      <w:r>
+        <w:drawing>
+          <wp:inline distT="0" distR="0" distB="0" distL="0">
+            <wp:extent cx="8255000" cy="4572000"/>
+            <wp:docPr id="31" name="Drawing 31" descr="09 for Step No:4.1.4.png"/>
+            <a:graphic xmlns:a="http://schemas.openxmlformats.org/drawingml/2006/main">
+              <a:graphicData uri="http://schemas.openxmlformats.org/drawingml/2006/picture">
+                <pic:pic xmlns:pic="http://schemas.openxmlformats.org/drawingml/2006/picture">
+                  <pic:nvPicPr>
+                    <pic:cNvPr id="0" name="Picture 31" descr="09 for Step No:4.1.4.png"/>
+                    <pic:cNvPicPr>
+                      <a:picLocks noChangeAspect="true"/>
+                    </pic:cNvPicPr>
+                  </pic:nvPicPr>
+                  <pic:blipFill>
+                    <a:blip r:embed="rId42"/>
+                    <a:stretch>
+                      <a:fillRect/>
+                    </a:stretch>
+                  </pic:blipFill>
+                  <pic:spPr>
+                    <a:xfrm>
+                      <a:off x="0" y="0"/>
+                      <a:ext cx="8255000" cy="4572000"/>
+                    </a:xfrm>
+                    <a:prstGeom prst="rect">
+                      <a:avLst/>
+                    </a:prstGeom>
+                  </pic:spPr>
+                </pic:pic>
+              </a:graphicData>
+            </a:graphic>
+          </wp:inline>
+        </w:drawing>
+      </w:r>
+    </w:p>
+    <w:p>
+      <w:r>
+        <w:rPr>
+          <w:b w:val="on"/>
+          <w:rFonts w:ascii="Times New Roman" w:hAnsi="Times New Roman" w:cs="Times New Roman" w:eastAsia="Times New Roman"/>
+          <w:sz w:val="24"/>
+        </w:rPr>
+        <w:t>Screenshot - 10 for Step No:4.1.4</w:t>
+      </w:r>
+    </w:p>
+    <w:p>
+      <w:r>
+        <w:drawing>
+          <wp:inline distT="0" distR="0" distB="0" distL="0">
+            <wp:extent cx="8255000" cy="4572000"/>
+            <wp:docPr id="32" name="Drawing 32" descr="10 for Step No:4.1.4.png"/>
+            <a:graphic xmlns:a="http://schemas.openxmlformats.org/drawingml/2006/main">
+              <a:graphicData uri="http://schemas.openxmlformats.org/drawingml/2006/picture">
+                <pic:pic xmlns:pic="http://schemas.openxmlformats.org/drawingml/2006/picture">
+                  <pic:nvPicPr>
+                    <pic:cNvPr id="0" name="Picture 32" descr="10 for Step No:4.1.4.png"/>
+                    <pic:cNvPicPr>
+                      <a:picLocks noChangeAspect="true"/>
+                    </pic:cNvPicPr>
+                  </pic:nvPicPr>
+                  <pic:blipFill>
+                    <a:blip r:embed="rId43"/>
+                    <a:stretch>
+                      <a:fillRect/>
+                    </a:stretch>
+                  </pic:blipFill>
+                  <pic:spPr>
+                    <a:xfrm>
+                      <a:off x="0" y="0"/>
+                      <a:ext cx="8255000" cy="4572000"/>
+                    </a:xfrm>
+                    <a:prstGeom prst="rect">
+                      <a:avLst/>
+                    </a:prstGeom>
+                  </pic:spPr>
+                </pic:pic>
+              </a:graphicData>
+            </a:graphic>
+          </wp:inline>
+        </w:drawing>
+      </w:r>
+    </w:p>
+    <w:p>
+      <w:r>
+        <w:rPr>
+          <w:b w:val="on"/>
+          <w:rFonts w:ascii="Times New Roman" w:hAnsi="Times New Roman" w:cs="Times New Roman" w:eastAsia="Times New Roman"/>
+          <w:sz w:val="24"/>
+        </w:rPr>
+        <w:t>Screenshot - 11 for Step No:4.1.4</w:t>
+      </w:r>
+    </w:p>
+    <w:p>
+      <w:r>
+        <w:drawing>
+          <wp:inline distT="0" distR="0" distB="0" distL="0">
+            <wp:extent cx="8255000" cy="4572000"/>
+            <wp:docPr id="33" name="Drawing 33" descr="11 for Step No:4.1.4.png"/>
+            <a:graphic xmlns:a="http://schemas.openxmlformats.org/drawingml/2006/main">
+              <a:graphicData uri="http://schemas.openxmlformats.org/drawingml/2006/picture">
+                <pic:pic xmlns:pic="http://schemas.openxmlformats.org/drawingml/2006/picture">
+                  <pic:nvPicPr>
+                    <pic:cNvPr id="0" name="Picture 33" descr="11 for Step No:4.1.4.png"/>
+                    <pic:cNvPicPr>
+                      <a:picLocks noChangeAspect="true"/>
+                    </pic:cNvPicPr>
+                  </pic:nvPicPr>
+                  <pic:blipFill>
+                    <a:blip r:embed="rId44"/>
                     <a:stretch>
                       <a:fillRect/>
                     </a:stretch>
